--- a/Franck_Yeboue_Resume.docx
+++ b/Franck_Yeboue_Resume.docx
@@ -111,7 +111,7 @@
           <w:sz w:val="22"/>
           <w:szCs w:val="22"/>
         </w:rPr>
-        <w:t xml:space="preserve">Business analyst, BI developer, and founder of Prince Tech LLC with ten years of enterprise experience at JPMorgan Chase, Lumen Technologies, and Nationwide Children's Hospital, sitting between operations teams, data teams, and end users. I gather requirements, write the SQL behind the dashboards stakeholders actually open, and stay on the line when production breaks — then turn each incident into a documented fix. I now apply the same instinct for messy data and unclear requirements to AI and automation work, shipping production websites, internal tools, AI workflows, and data integrations for small businesses through Prince Tech.</w:t>
+        <w:t>Business analyst, BI developer, and independent technology consultant through Prince Tech LLC, with ten years of enterprise experience at JPMorgan Chase, Lumen Technologies, and Nationwide Children's Hospital, sitting between operations teams, data teams, and end users. I gather requirements, write the SQL behind the dashboards stakeholders actually open, and stay on the line when production breaks — then turn each incident into a documented fix. I now apply the same instinct for messy data and unclear requirements to AI and automation work, shipping production websites, internal tools, AI workflows, and data integrations for small businesses through Prince Tech.</w:t>
       </w:r>
     </w:p>
     <w:p>
@@ -360,7 +360,7 @@
           <w:sz w:val="22"/>
           <w:szCs w:val="22"/>
         </w:rPr>
-        <w:t xml:space="preserve">Automated recurring Excel reports into refreshable Power BI views, cutting about 8 hours per week of manual prep and giving stakeholders fresher numbers.</w:t>
+        <w:t>Automated recurring Excel reports into refreshable Power BI views, cutting 6+ hours per week of manual prep and giving stakeholders fresher numbers.</w:t>
       </w:r>
     </w:p>
     <w:p>
@@ -608,7 +608,7 @@
           <w:sz w:val="22"/>
           <w:szCs w:val="22"/>
         </w:rPr>
-        <w:t xml:space="preserve">Cut the weekly reporting cycle by roughly 8 hours at Lumen by automating recurring SQL pulls and Power BI refreshes that previously ran manually.</w:t>
+        <w:t>Cut the weekly reporting cycle by 6+ hours at Lumen by automating recurring SQL pulls and Power BI refreshes that previously ran manually.</w:t>
       </w:r>
     </w:p>
     <w:p>
@@ -753,7 +753,7 @@
           <w:sz w:val="22"/>
           <w:szCs w:val="22"/>
         </w:rPr>
-        <w:t xml:space="preserve">Founder &amp; Principal — Prince Tech LLC</w:t>
+        <w:t>Project Coordinator 2 (Contract) — Astreya</w:t>
       </w:r>
       <w:r>
         <w:rPr>
@@ -764,7 +764,8 @@
           <w:sz w:val="22"/>
           <w:szCs w:val="22"/>
         </w:rPr>
-        <w:t xml:space="preserve">	September 2025 – Present</w:t>
+        <w:tab/>
+        <w:t>September 2026 – Present</w:t>
       </w:r>
     </w:p>
     <w:p>
@@ -780,151 +781,97 @@
           <w:sz w:val="21"/>
           <w:szCs w:val="21"/>
         </w:rPr>
-        <w:t xml:space="preserve">Ohio, USA · princetechllc.com · LLC formalized 2026</w:t>
-      </w:r>
-    </w:p>
-    <w:p>
-      <w:pPr>
-        <w:pStyle w:val="ListParagraph"/>
-        <w:numPr>
-          <w:ilvl w:val="0"/>
-          <w:numId w:val="2"/>
-        </w:numPr>
-        <w:spacing w:after="60"/>
-      </w:pPr>
-      <w:r>
-        <w:rPr>
-          <w:rFonts w:ascii="Calibri" w:cs="Calibri" w:eastAsia="Calibri" w:hAnsi="Calibri"/>
-          <w:sz w:val="22"/>
-          <w:szCs w:val="22"/>
-        </w:rPr>
-        <w:t xml:space="preserve">Founded Prince Tech LLC to build websites, internal tools, AI workflows, and data integrations for small businesses — small scope, real ship dates, no agency overhead.</w:t>
-      </w:r>
-    </w:p>
-    <w:p>
-      <w:pPr>
-        <w:pStyle w:val="ListParagraph"/>
-        <w:numPr>
-          <w:ilvl w:val="0"/>
-          <w:numId w:val="2"/>
-        </w:numPr>
-        <w:spacing w:after="60"/>
-      </w:pPr>
-      <w:r>
-        <w:rPr>
-          <w:rFonts w:ascii="Calibri" w:cs="Calibri" w:eastAsia="Calibri" w:hAnsi="Calibri"/>
-          <w:sz w:val="22"/>
-          <w:szCs w:val="22"/>
-        </w:rPr>
-        <w:t xml:space="preserve">Designed and launched princetechllc.com (Next.js, bilingual EN/FR) around four service lanes: websites and digital presence, AI workflow automation, internal tools and dashboards, and data reporting integrations.</w:t>
-      </w:r>
-    </w:p>
-    <w:p>
-      <w:pPr>
-        <w:pStyle w:val="ListParagraph"/>
-        <w:numPr>
-          <w:ilvl w:val="0"/>
-          <w:numId w:val="2"/>
-        </w:numPr>
-        <w:spacing w:after="60"/>
-      </w:pPr>
-      <w:r>
-        <w:rPr>
-          <w:rFonts w:ascii="Calibri" w:cs="Calibri" w:eastAsia="Calibri" w:hAnsi="Calibri"/>
-          <w:sz w:val="22"/>
-          <w:szCs w:val="22"/>
-        </w:rPr>
-        <w:t xml:space="preserve">Shipped La Passion Kolorée, a production catering website on Cloudflare Pages with a Supabase backend (Auth, Postgres, edge functions) and Resend transactional email — multi-cart checkout, customer order tracking, and a browser-based admin UI built so the non-technical operator runs the business without a developer.</w:t>
-      </w:r>
-    </w:p>
-    <w:p>
-      <w:pPr>
-        <w:pStyle w:val="ListParagraph"/>
-        <w:numPr>
-          <w:ilvl w:val="0"/>
-          <w:numId w:val="2"/>
-        </w:numPr>
-        <w:spacing w:after="60"/>
-      </w:pPr>
-      <w:r>
-        <w:rPr>
-          <w:rFonts w:ascii="Calibri" w:cs="Calibri" w:eastAsia="Calibri" w:hAnsi="Calibri"/>
-          <w:sz w:val="22"/>
-          <w:szCs w:val="22"/>
-        </w:rPr>
-        <w:t xml:space="preserve">Built the AICO production stack across three subdomains (landing site, member portal, ticket sales) on Cloudflare and GitHub Pages, serving 80+ active members with a Supabase backend covering RLS policies, audit logging, multi-beneficiary payments, recurring dues, and Resend email notifications.</w:t>
-      </w:r>
-    </w:p>
-    <w:p>
-      <w:pPr>
-        <w:pStyle w:val="ListParagraph"/>
-        <w:numPr>
-          <w:ilvl w:val="0"/>
-          <w:numId w:val="2"/>
-        </w:numPr>
-        <w:spacing w:after="60"/>
-      </w:pPr>
-      <w:r>
-        <w:rPr>
-          <w:rFonts w:ascii="Calibri" w:cs="Calibri" w:eastAsia="Calibri" w:hAnsi="Calibri"/>
-          <w:sz w:val="22"/>
-          <w:szCs w:val="22"/>
-        </w:rPr>
-        <w:t xml:space="preserve">Built the Hub E-Pharma Editorial Studio, a Next.js content-automation MVP that uses the OpenAI Responses API plus Google Calendar to generate full content packs — article, LinkedIn long, Facebook short, newsletter, carousel outline, e-pharmacy variant, and email draft — from a date and lead-time rules.</w:t>
-      </w:r>
-    </w:p>
-    <w:p>
-      <w:pPr>
-        <w:pStyle w:val="ListParagraph"/>
-        <w:numPr>
-          <w:ilvl w:val="0"/>
-          <w:numId w:val="2"/>
-        </w:numPr>
-        <w:spacing w:after="60"/>
-      </w:pPr>
-      <w:r>
-        <w:rPr>
-          <w:rFonts w:ascii="Calibri" w:cs="Calibri" w:eastAsia="Calibri" w:hAnsi="Calibri"/>
-          <w:sz w:val="22"/>
-          <w:szCs w:val="22"/>
-        </w:rPr>
-        <w:t xml:space="preserve">Built the AI Investment Assistant, a Python/Streamlit paper-trading dashboard pulling Yahoo Finance data, computing moving averages and RSI, scoring signals with plain-language explanations, and journaling simulated trades to SQLite.</w:t>
-      </w:r>
-    </w:p>
-    <w:p>
-      <w:pPr>
-        <w:pStyle w:val="ListParagraph"/>
-        <w:numPr>
-          <w:ilvl w:val="0"/>
-          <w:numId w:val="2"/>
-        </w:numPr>
-        <w:spacing w:after="60"/>
-      </w:pPr>
-      <w:r>
-        <w:rPr>
-          <w:rFonts w:ascii="Calibri" w:cs="Calibri" w:eastAsia="Calibri" w:hAnsi="Calibri"/>
-          <w:sz w:val="22"/>
-          <w:szCs w:val="22"/>
-        </w:rPr>
-        <w:t xml:space="preserve">Designed a scheduled Claude agent that runs every morning, searches Indeed/ZipRecruiter/Dice against a structured profile, scores each posting for fit, and surfaces matches with reasoning — an end-to-end agentic AI workflow with prompts, schedule, and evaluation rubric.</w:t>
-      </w:r>
-    </w:p>
-    <w:p>
-      <w:pPr>
-        <w:pStyle w:val="ListParagraph"/>
-        <w:numPr>
-          <w:ilvl w:val="0"/>
-          <w:numId w:val="2"/>
-        </w:numPr>
-        <w:spacing w:after="60"/>
-      </w:pPr>
-      <w:r>
-        <w:rPr>
-          <w:rFonts w:ascii="Calibri" w:cs="Calibri" w:eastAsia="Calibri" w:hAnsi="Calibri"/>
-          <w:sz w:val="22"/>
-          <w:szCs w:val="22"/>
-        </w:rPr>
-        <w:t xml:space="preserve">Built Claude Cowork automations that triage personal Gmail, draft replies, and route messages, cutting about 4 hours per week of admin work.</w:t>
+        <w:t>Columbus, OH · Meta infrastructure program · On-site</w:t>
+      </w:r>
+    </w:p>
+    <w:p>
+      <w:pPr>
+        <w:pStyle w:val="ListParagraph"/>
+        <w:numPr>
+          <w:ilvl w:val="0"/>
+          <w:numId w:val="2"/>
+        </w:numPr>
+        <w:spacing w:after="60"/>
+      </w:pPr>
+      <w:r>
+        <w:rPr>
+          <w:rFonts w:ascii="Calibri" w:cs="Calibri" w:eastAsia="Calibri" w:hAnsi="Calibri"/>
+          <w:sz w:val="22"/>
+          <w:szCs w:val="22"/>
+        </w:rPr>
+        <w:t>Coordinate technician site access between Meta and the company that operates the shared hyperscale data center campus, each running its own access management system.</w:t>
+      </w:r>
+    </w:p>
+    <w:p>
+      <w:pPr>
+        <w:pStyle w:val="ListParagraph"/>
+        <w:numPr>
+          <w:ilvl w:val="0"/>
+          <w:numId w:val="2"/>
+        </w:numPr>
+        <w:spacing w:after="60"/>
+      </w:pPr>
+      <w:r>
+        <w:rPr>
+          <w:rFonts w:ascii="Calibri" w:cs="Calibri" w:eastAsia="Calibri" w:hAnsi="Calibri"/>
+          <w:sz w:val="22"/>
+          <w:szCs w:val="22"/>
+        </w:rPr>
+        <w:t>Verify technician and vendor identity details against both companies' systems of record before access is approved, reconciling conflicts between the two.</w:t>
+      </w:r>
+    </w:p>
+    <w:p>
+      <w:pPr>
+        <w:pStyle w:val="ListParagraph"/>
+        <w:numPr>
+          <w:ilvl w:val="0"/>
+          <w:numId w:val="2"/>
+        </w:numPr>
+        <w:spacing w:after="60"/>
+      </w:pPr>
+      <w:r>
+        <w:rPr>
+          <w:rFonts w:ascii="Calibri" w:cs="Calibri" w:eastAsia="Calibri" w:hAnsi="Calibri"/>
+          <w:sz w:val="22"/>
+          <w:szCs w:val="22"/>
+        </w:rPr>
+        <w:t>Identified inconsistent name formatting between the two systems as a leading cause of failed verifications, and proposed a pre-screening check to catch mismatches before technicians are dispatched.</w:t>
+      </w:r>
+    </w:p>
+    <w:p>
+      <w:pPr>
+        <w:pStyle w:val="ListParagraph"/>
+        <w:numPr>
+          <w:ilvl w:val="0"/>
+          <w:numId w:val="2"/>
+        </w:numPr>
+        <w:spacing w:after="60"/>
+      </w:pPr>
+      <w:r>
+        <w:rPr>
+          <w:rFonts w:ascii="Calibri" w:cs="Calibri" w:eastAsia="Calibri" w:hAnsi="Calibri"/>
+          <w:sz w:val="22"/>
+          <w:szCs w:val="22"/>
+        </w:rPr>
+        <w:t>Resolve access discrepancies directly with whichever company owns the record rather than returning requests to the requester, removing a round trip.</w:t>
+      </w:r>
+    </w:p>
+    <w:p>
+      <w:pPr>
+        <w:pStyle w:val="ListParagraph"/>
+        <w:numPr>
+          <w:ilvl w:val="0"/>
+          <w:numId w:val="2"/>
+        </w:numPr>
+        <w:spacing w:after="60"/>
+      </w:pPr>
+      <w:r>
+        <w:rPr>
+          <w:rFonts w:ascii="Calibri" w:cs="Calibri" w:eastAsia="Calibri" w:hAnsi="Calibri"/>
+          <w:sz w:val="22"/>
+          <w:szCs w:val="22"/>
+        </w:rPr>
+        <w:t>Log issues, resolutions, risks, and blockers in a shared daily operations tracker used across sites for trend review.</w:t>
       </w:r>
     </w:p>
     <w:p>
@@ -942,7 +889,7 @@
           <w:sz w:val="22"/>
           <w:szCs w:val="22"/>
         </w:rPr>
-        <w:t xml:space="preserve">Senior Business Analyst / BI Developer — Lumen Technologies</w:t>
+        <w:t>Independent Technology Consultant — Prince Tech LLC</w:t>
       </w:r>
       <w:r>
         <w:rPr>
@@ -953,7 +900,7 @@
           <w:sz w:val="22"/>
           <w:szCs w:val="22"/>
         </w:rPr>
-        <w:t xml:space="preserve">	2022 – September 2025</w:t>
+        <w:t xml:space="preserve">	September 2025 – Present</w:t>
       </w:r>
     </w:p>
     <w:p>
@@ -969,79 +916,151 @@
           <w:sz w:val="21"/>
           <w:szCs w:val="21"/>
         </w:rPr>
-        <w:t xml:space="preserve">Enterprise Reporting &amp; Operational Systems</w:t>
-      </w:r>
-    </w:p>
-    <w:p>
-      <w:pPr>
-        <w:pStyle w:val="ListParagraph"/>
-        <w:numPr>
-          <w:ilvl w:val="0"/>
-          <w:numId w:val="2"/>
-        </w:numPr>
-        <w:spacing w:after="60"/>
-      </w:pPr>
-      <w:r>
-        <w:rPr>
-          <w:rFonts w:ascii="Calibri" w:cs="Calibri" w:eastAsia="Calibri" w:hAnsi="Calibri"/>
-          <w:sz w:val="22"/>
-          <w:szCs w:val="22"/>
-        </w:rPr>
-        <w:t xml:space="preserve">Owned reporting accuracy and uptime across business-critical workflows, partnering with operations and engineering to fix issues at the source.</w:t>
-      </w:r>
-    </w:p>
-    <w:p>
-      <w:pPr>
-        <w:pStyle w:val="ListParagraph"/>
-        <w:numPr>
-          <w:ilvl w:val="0"/>
-          <w:numId w:val="2"/>
-        </w:numPr>
-        <w:spacing w:after="60"/>
-      </w:pPr>
-      <w:r>
-        <w:rPr>
-          <w:rFonts w:ascii="Calibri" w:cs="Calibri" w:eastAsia="Calibri" w:hAnsi="Calibri"/>
-          <w:sz w:val="22"/>
-          <w:szCs w:val="22"/>
-        </w:rPr>
-        <w:t xml:space="preserve">Built Power BI dashboards and SQL pipelines that operations leaders use to monitor data quality, refresh status, and KPI trends.</w:t>
-      </w:r>
-    </w:p>
-    <w:p>
-      <w:pPr>
-        <w:pStyle w:val="ListParagraph"/>
-        <w:numPr>
-          <w:ilvl w:val="0"/>
-          <w:numId w:val="2"/>
-        </w:numPr>
-        <w:spacing w:after="60"/>
-      </w:pPr>
-      <w:r>
-        <w:rPr>
-          <w:rFonts w:ascii="Calibri" w:cs="Calibri" w:eastAsia="Calibri" w:hAnsi="Calibri"/>
-          <w:sz w:val="22"/>
-          <w:szCs w:val="22"/>
-        </w:rPr>
-        <w:t xml:space="preserve">Wrote requirements documents and acceptance criteria that turned ambiguous business asks into specs the data team could implement.</w:t>
-      </w:r>
-    </w:p>
-    <w:p>
-      <w:pPr>
-        <w:pStyle w:val="ListParagraph"/>
-        <w:numPr>
-          <w:ilvl w:val="0"/>
-          <w:numId w:val="2"/>
-        </w:numPr>
-        <w:spacing w:after="60"/>
-      </w:pPr>
-      <w:r>
-        <w:rPr>
-          <w:rFonts w:ascii="Calibri" w:cs="Calibri" w:eastAsia="Calibri" w:hAnsi="Calibri"/>
-          <w:sz w:val="22"/>
-          <w:szCs w:val="22"/>
-        </w:rPr>
-        <w:t xml:space="preserve">Automated recurring reports and validations, reducing manual effort and improving consistency across operational outputs.</w:t>
+        <w:t xml:space="preserve">Ohio, USA · princetechllc.com · LLC formalized 2026</w:t>
+      </w:r>
+    </w:p>
+    <w:p>
+      <w:pPr>
+        <w:pStyle w:val="ListParagraph"/>
+        <w:numPr>
+          <w:ilvl w:val="0"/>
+          <w:numId w:val="2"/>
+        </w:numPr>
+        <w:spacing w:after="60"/>
+      </w:pPr>
+      <w:r>
+        <w:rPr>
+          <w:rFonts w:ascii="Calibri" w:cs="Calibri" w:eastAsia="Calibri" w:hAnsi="Calibri"/>
+          <w:sz w:val="22"/>
+          <w:szCs w:val="22"/>
+        </w:rPr>
+        <w:t>Run Prince Tech LLC, building websites, internal tools, AI workflows, and data integrations for small businesses — small scope, real ship dates, no agency overhead.</w:t>
+      </w:r>
+    </w:p>
+    <w:p>
+      <w:pPr>
+        <w:pStyle w:val="ListParagraph"/>
+        <w:numPr>
+          <w:ilvl w:val="0"/>
+          <w:numId w:val="2"/>
+        </w:numPr>
+        <w:spacing w:after="60"/>
+      </w:pPr>
+      <w:r>
+        <w:rPr>
+          <w:rFonts w:ascii="Calibri" w:cs="Calibri" w:eastAsia="Calibri" w:hAnsi="Calibri"/>
+          <w:sz w:val="22"/>
+          <w:szCs w:val="22"/>
+        </w:rPr>
+        <w:t xml:space="preserve">Designed and launched princetechllc.com (Next.js, bilingual EN/FR) around four service lanes: websites and digital presence, AI workflow automation, internal tools and dashboards, and data reporting integrations.</w:t>
+      </w:r>
+    </w:p>
+    <w:p>
+      <w:pPr>
+        <w:pStyle w:val="ListParagraph"/>
+        <w:numPr>
+          <w:ilvl w:val="0"/>
+          <w:numId w:val="2"/>
+        </w:numPr>
+        <w:spacing w:after="60"/>
+      </w:pPr>
+      <w:r>
+        <w:rPr>
+          <w:rFonts w:ascii="Calibri" w:cs="Calibri" w:eastAsia="Calibri" w:hAnsi="Calibri"/>
+          <w:sz w:val="22"/>
+          <w:szCs w:val="22"/>
+        </w:rPr>
+        <w:t xml:space="preserve">Shipped La Passion Kolorée, a production catering website on Cloudflare Pages with a Supabase backend (Auth, Postgres, edge functions) and Resend transactional email — multi-cart checkout, customer order tracking, and a browser-based admin UI built so the non-technical operator runs the business without a developer.</w:t>
+      </w:r>
+    </w:p>
+    <w:p>
+      <w:pPr>
+        <w:pStyle w:val="ListParagraph"/>
+        <w:numPr>
+          <w:ilvl w:val="0"/>
+          <w:numId w:val="2"/>
+        </w:numPr>
+        <w:spacing w:after="60"/>
+      </w:pPr>
+      <w:r>
+        <w:rPr>
+          <w:rFonts w:ascii="Calibri" w:cs="Calibri" w:eastAsia="Calibri" w:hAnsi="Calibri"/>
+          <w:sz w:val="22"/>
+          <w:szCs w:val="22"/>
+        </w:rPr>
+        <w:t xml:space="preserve">Built the AICO production stack across three subdomains (landing site, member portal, ticket sales) on Cloudflare and GitHub Pages, serving 80+ active members with a Supabase backend covering RLS policies, audit logging, multi-beneficiary payments, recurring dues, and Resend email notifications.</w:t>
+      </w:r>
+    </w:p>
+    <w:p>
+      <w:pPr>
+        <w:pStyle w:val="ListParagraph"/>
+        <w:numPr>
+          <w:ilvl w:val="0"/>
+          <w:numId w:val="2"/>
+        </w:numPr>
+        <w:spacing w:after="60"/>
+      </w:pPr>
+      <w:r>
+        <w:rPr>
+          <w:rFonts w:ascii="Calibri" w:cs="Calibri" w:eastAsia="Calibri" w:hAnsi="Calibri"/>
+          <w:sz w:val="22"/>
+          <w:szCs w:val="22"/>
+        </w:rPr>
+        <w:t xml:space="preserve">Built the Hub E-Pharma Editorial Studio, a Next.js content-automation MVP that uses the OpenAI Responses API plus Google Calendar to generate full content packs — article, LinkedIn long, Facebook short, newsletter, carousel outline, e-pharmacy variant, and email draft — from a date and lead-time rules.</w:t>
+      </w:r>
+    </w:p>
+    <w:p>
+      <w:pPr>
+        <w:pStyle w:val="ListParagraph"/>
+        <w:numPr>
+          <w:ilvl w:val="0"/>
+          <w:numId w:val="2"/>
+        </w:numPr>
+        <w:spacing w:after="60"/>
+      </w:pPr>
+      <w:r>
+        <w:rPr>
+          <w:rFonts w:ascii="Calibri" w:cs="Calibri" w:eastAsia="Calibri" w:hAnsi="Calibri"/>
+          <w:sz w:val="22"/>
+          <w:szCs w:val="22"/>
+        </w:rPr>
+        <w:t xml:space="preserve">Built the AI Investment Assistant, a Python/Streamlit paper-trading dashboard pulling Yahoo Finance data, computing moving averages and RSI, scoring signals with plain-language explanations, and journaling simulated trades to SQLite.</w:t>
+      </w:r>
+    </w:p>
+    <w:p>
+      <w:pPr>
+        <w:pStyle w:val="ListParagraph"/>
+        <w:numPr>
+          <w:ilvl w:val="0"/>
+          <w:numId w:val="2"/>
+        </w:numPr>
+        <w:spacing w:after="60"/>
+      </w:pPr>
+      <w:r>
+        <w:rPr>
+          <w:rFonts w:ascii="Calibri" w:cs="Calibri" w:eastAsia="Calibri" w:hAnsi="Calibri"/>
+          <w:sz w:val="22"/>
+          <w:szCs w:val="22"/>
+        </w:rPr>
+        <w:t xml:space="preserve">Designed a scheduled Claude agent that runs every morning, searches Indeed/ZipRecruiter/Dice against a structured profile, scores each posting for fit, and surfaces matches with reasoning — an end-to-end agentic AI workflow with prompts, schedule, and evaluation rubric.</w:t>
+      </w:r>
+    </w:p>
+    <w:p>
+      <w:pPr>
+        <w:pStyle w:val="ListParagraph"/>
+        <w:numPr>
+          <w:ilvl w:val="0"/>
+          <w:numId w:val="2"/>
+        </w:numPr>
+        <w:spacing w:after="60"/>
+      </w:pPr>
+      <w:r>
+        <w:rPr>
+          <w:rFonts w:ascii="Calibri" w:cs="Calibri" w:eastAsia="Calibri" w:hAnsi="Calibri"/>
+          <w:sz w:val="22"/>
+          <w:szCs w:val="22"/>
+        </w:rPr>
+        <w:t xml:space="preserve">Built Claude Cowork automations that triage personal Gmail, draft replies, and route messages, cutting about 4 hours per week of admin work.</w:t>
       </w:r>
     </w:p>
     <w:p>
@@ -1059,7 +1078,7 @@
           <w:sz w:val="22"/>
           <w:szCs w:val="22"/>
         </w:rPr>
-        <w:t xml:space="preserve">Application Support Team Lead — JPMorgan Chase</w:t>
+        <w:t xml:space="preserve">Senior Business Analyst / BI Developer — Lumen Technologies</w:t>
       </w:r>
       <w:r>
         <w:rPr>
@@ -1070,7 +1089,7 @@
           <w:sz w:val="22"/>
           <w:szCs w:val="22"/>
         </w:rPr>
-        <w:t xml:space="preserve">	2019 – 2022</w:t>
+        <w:t xml:space="preserve">	2022 – September 2025</w:t>
       </w:r>
     </w:p>
     <w:p>
@@ -1086,79 +1105,79 @@
           <w:sz w:val="21"/>
           <w:szCs w:val="21"/>
         </w:rPr>
-        <w:t xml:space="preserve">High-Availability Enterprise Applications</w:t>
-      </w:r>
-    </w:p>
-    <w:p>
-      <w:pPr>
-        <w:pStyle w:val="ListParagraph"/>
-        <w:numPr>
-          <w:ilvl w:val="0"/>
-          <w:numId w:val="2"/>
-        </w:numPr>
-        <w:spacing w:after="60"/>
-      </w:pPr>
-      <w:r>
-        <w:rPr>
-          <w:rFonts w:ascii="Calibri" w:cs="Calibri" w:eastAsia="Calibri" w:hAnsi="Calibri"/>
-          <w:sz w:val="22"/>
-          <w:szCs w:val="22"/>
-        </w:rPr>
-        <w:t xml:space="preserve">Managed a team supporting ATM and enterprise applications in a mission-critical environment with strict SLAs.</w:t>
-      </w:r>
-    </w:p>
-    <w:p>
-      <w:pPr>
-        <w:pStyle w:val="ListParagraph"/>
-        <w:numPr>
-          <w:ilvl w:val="0"/>
-          <w:numId w:val="2"/>
-        </w:numPr>
-        <w:spacing w:after="60"/>
-      </w:pPr>
-      <w:r>
-        <w:rPr>
-          <w:rFonts w:ascii="Calibri" w:cs="Calibri" w:eastAsia="Calibri" w:hAnsi="Calibri"/>
-          <w:sz w:val="22"/>
-          <w:szCs w:val="22"/>
-        </w:rPr>
-        <w:t xml:space="preserve">Resolved escalated incidents end-to-end and coordinated root-cause analysis with engineering partners.</w:t>
-      </w:r>
-    </w:p>
-    <w:p>
-      <w:pPr>
-        <w:pStyle w:val="ListParagraph"/>
-        <w:numPr>
-          <w:ilvl w:val="0"/>
-          <w:numId w:val="2"/>
-        </w:numPr>
-        <w:spacing w:after="60"/>
-      </w:pPr>
-      <w:r>
-        <w:rPr>
-          <w:rFonts w:ascii="Calibri" w:cs="Calibri" w:eastAsia="Calibri" w:hAnsi="Calibri"/>
-          <w:sz w:val="22"/>
-          <w:szCs w:val="22"/>
-        </w:rPr>
-        <w:t xml:space="preserve">Wrote and maintained the runbooks the team used during on-call, cutting MTTR and standardizing handoffs.</w:t>
-      </w:r>
-    </w:p>
-    <w:p>
-      <w:pPr>
-        <w:pStyle w:val="ListParagraph"/>
-        <w:numPr>
-          <w:ilvl w:val="0"/>
-          <w:numId w:val="2"/>
-        </w:numPr>
-        <w:spacing w:after="60"/>
-      </w:pPr>
-      <w:r>
-        <w:rPr>
-          <w:rFonts w:ascii="Calibri" w:cs="Calibri" w:eastAsia="Calibri" w:hAnsi="Calibri"/>
-          <w:sz w:val="22"/>
-          <w:szCs w:val="22"/>
-        </w:rPr>
-        <w:t xml:space="preserve">Read Java logs and stack traces to scope production issues before escalating to development.</w:t>
+        <w:t xml:space="preserve">Enterprise Reporting &amp; Operational Systems</w:t>
+      </w:r>
+    </w:p>
+    <w:p>
+      <w:pPr>
+        <w:pStyle w:val="ListParagraph"/>
+        <w:numPr>
+          <w:ilvl w:val="0"/>
+          <w:numId w:val="2"/>
+        </w:numPr>
+        <w:spacing w:after="60"/>
+      </w:pPr>
+      <w:r>
+        <w:rPr>
+          <w:rFonts w:ascii="Calibri" w:cs="Calibri" w:eastAsia="Calibri" w:hAnsi="Calibri"/>
+          <w:sz w:val="22"/>
+          <w:szCs w:val="22"/>
+        </w:rPr>
+        <w:t xml:space="preserve">Owned reporting accuracy and uptime across business-critical workflows, partnering with operations and engineering to fix issues at the source.</w:t>
+      </w:r>
+    </w:p>
+    <w:p>
+      <w:pPr>
+        <w:pStyle w:val="ListParagraph"/>
+        <w:numPr>
+          <w:ilvl w:val="0"/>
+          <w:numId w:val="2"/>
+        </w:numPr>
+        <w:spacing w:after="60"/>
+      </w:pPr>
+      <w:r>
+        <w:rPr>
+          <w:rFonts w:ascii="Calibri" w:cs="Calibri" w:eastAsia="Calibri" w:hAnsi="Calibri"/>
+          <w:sz w:val="22"/>
+          <w:szCs w:val="22"/>
+        </w:rPr>
+        <w:t xml:space="preserve">Built Power BI dashboards and SQL pipelines that operations leaders use to monitor data quality, refresh status, and KPI trends.</w:t>
+      </w:r>
+    </w:p>
+    <w:p>
+      <w:pPr>
+        <w:pStyle w:val="ListParagraph"/>
+        <w:numPr>
+          <w:ilvl w:val="0"/>
+          <w:numId w:val="2"/>
+        </w:numPr>
+        <w:spacing w:after="60"/>
+      </w:pPr>
+      <w:r>
+        <w:rPr>
+          <w:rFonts w:ascii="Calibri" w:cs="Calibri" w:eastAsia="Calibri" w:hAnsi="Calibri"/>
+          <w:sz w:val="22"/>
+          <w:szCs w:val="22"/>
+        </w:rPr>
+        <w:t xml:space="preserve">Wrote requirements documents and acceptance criteria that turned ambiguous business asks into specs the data team could implement.</w:t>
+      </w:r>
+    </w:p>
+    <w:p>
+      <w:pPr>
+        <w:pStyle w:val="ListParagraph"/>
+        <w:numPr>
+          <w:ilvl w:val="0"/>
+          <w:numId w:val="2"/>
+        </w:numPr>
+        <w:spacing w:after="60"/>
+      </w:pPr>
+      <w:r>
+        <w:rPr>
+          <w:rFonts w:ascii="Calibri" w:cs="Calibri" w:eastAsia="Calibri" w:hAnsi="Calibri"/>
+          <w:sz w:val="22"/>
+          <w:szCs w:val="22"/>
+        </w:rPr>
+        <w:t xml:space="preserve">Automated recurring reports and validations, reducing manual effort and improving consistency across operational outputs.</w:t>
       </w:r>
     </w:p>
     <w:p>
@@ -1176,7 +1195,7 @@
           <w:sz w:val="22"/>
           <w:szCs w:val="22"/>
         </w:rPr>
-        <w:t xml:space="preserve">ATM Monitoring Specialist / Application Support Analyst — JPMorgan Chase</w:t>
+        <w:t xml:space="preserve">Application Support Team Lead — JPMorgan Chase</w:t>
       </w:r>
       <w:r>
         <w:rPr>
@@ -1187,7 +1206,7 @@
           <w:sz w:val="22"/>
           <w:szCs w:val="22"/>
         </w:rPr>
-        <w:t xml:space="preserve">	2016 – 2019</w:t>
+        <w:t xml:space="preserve">	2019 – 2022</w:t>
       </w:r>
     </w:p>
     <w:p>
@@ -1203,79 +1222,79 @@
           <w:sz w:val="21"/>
           <w:szCs w:val="21"/>
         </w:rPr>
-        <w:t xml:space="preserve">Real-Time Transaction Monitoring</w:t>
-      </w:r>
-    </w:p>
-    <w:p>
-      <w:pPr>
-        <w:pStyle w:val="ListParagraph"/>
-        <w:numPr>
-          <w:ilvl w:val="0"/>
-          <w:numId w:val="2"/>
-        </w:numPr>
-        <w:spacing w:after="60"/>
-      </w:pPr>
-      <w:r>
-        <w:rPr>
-          <w:rFonts w:ascii="Calibri" w:cs="Calibri" w:eastAsia="Calibri" w:hAnsi="Calibri"/>
-          <w:sz w:val="22"/>
-          <w:szCs w:val="22"/>
-        </w:rPr>
-        <w:t xml:space="preserve">Built Splunk SPL queries and saved searches that detected offline devices and transaction gaps in real time.</w:t>
-      </w:r>
-    </w:p>
-    <w:p>
-      <w:pPr>
-        <w:pStyle w:val="ListParagraph"/>
-        <w:numPr>
-          <w:ilvl w:val="0"/>
-          <w:numId w:val="2"/>
-        </w:numPr>
-        <w:spacing w:after="60"/>
-      </w:pPr>
-      <w:r>
-        <w:rPr>
-          <w:rFonts w:ascii="Calibri" w:cs="Calibri" w:eastAsia="Calibri" w:hAnsi="Calibri"/>
-          <w:sz w:val="22"/>
-          <w:szCs w:val="22"/>
-        </w:rPr>
-        <w:t xml:space="preserve">Validated transaction data, investigated exceptions, and documented escalations to shorten downstream resolution time.</w:t>
-      </w:r>
-    </w:p>
-    <w:p>
-      <w:pPr>
-        <w:pStyle w:val="ListParagraph"/>
-        <w:numPr>
-          <w:ilvl w:val="0"/>
-          <w:numId w:val="2"/>
-        </w:numPr>
-        <w:spacing w:after="60"/>
-      </w:pPr>
-      <w:r>
-        <w:rPr>
-          <w:rFonts w:ascii="Calibri" w:cs="Calibri" w:eastAsia="Calibri" w:hAnsi="Calibri"/>
-          <w:sz w:val="22"/>
-          <w:szCs w:val="22"/>
-        </w:rPr>
-        <w:t xml:space="preserve">Performed first-line triage on application issues, managing tickets and escalations within defined SLAs.</w:t>
-      </w:r>
-    </w:p>
-    <w:p>
-      <w:pPr>
-        <w:pStyle w:val="ListParagraph"/>
-        <w:numPr>
-          <w:ilvl w:val="0"/>
-          <w:numId w:val="2"/>
-        </w:numPr>
-        <w:spacing w:after="60"/>
-      </w:pPr>
-      <w:r>
-        <w:rPr>
-          <w:rFonts w:ascii="Calibri" w:cs="Calibri" w:eastAsia="Calibri" w:hAnsi="Calibri"/>
-          <w:sz w:val="22"/>
-          <w:szCs w:val="22"/>
-        </w:rPr>
-        <w:t xml:space="preserve">Wrote support logs and resolution steps that fed the team's knowledge base.</w:t>
+        <w:t xml:space="preserve">High-Availability Enterprise Applications</w:t>
+      </w:r>
+    </w:p>
+    <w:p>
+      <w:pPr>
+        <w:pStyle w:val="ListParagraph"/>
+        <w:numPr>
+          <w:ilvl w:val="0"/>
+          <w:numId w:val="2"/>
+        </w:numPr>
+        <w:spacing w:after="60"/>
+      </w:pPr>
+      <w:r>
+        <w:rPr>
+          <w:rFonts w:ascii="Calibri" w:cs="Calibri" w:eastAsia="Calibri" w:hAnsi="Calibri"/>
+          <w:sz w:val="22"/>
+          <w:szCs w:val="22"/>
+        </w:rPr>
+        <w:t xml:space="preserve">Managed a team supporting ATM and enterprise applications in a mission-critical environment with strict SLAs.</w:t>
+      </w:r>
+    </w:p>
+    <w:p>
+      <w:pPr>
+        <w:pStyle w:val="ListParagraph"/>
+        <w:numPr>
+          <w:ilvl w:val="0"/>
+          <w:numId w:val="2"/>
+        </w:numPr>
+        <w:spacing w:after="60"/>
+      </w:pPr>
+      <w:r>
+        <w:rPr>
+          <w:rFonts w:ascii="Calibri" w:cs="Calibri" w:eastAsia="Calibri" w:hAnsi="Calibri"/>
+          <w:sz w:val="22"/>
+          <w:szCs w:val="22"/>
+        </w:rPr>
+        <w:t xml:space="preserve">Resolved escalated incidents end-to-end and coordinated root-cause analysis with engineering partners.</w:t>
+      </w:r>
+    </w:p>
+    <w:p>
+      <w:pPr>
+        <w:pStyle w:val="ListParagraph"/>
+        <w:numPr>
+          <w:ilvl w:val="0"/>
+          <w:numId w:val="2"/>
+        </w:numPr>
+        <w:spacing w:after="60"/>
+      </w:pPr>
+      <w:r>
+        <w:rPr>
+          <w:rFonts w:ascii="Calibri" w:cs="Calibri" w:eastAsia="Calibri" w:hAnsi="Calibri"/>
+          <w:sz w:val="22"/>
+          <w:szCs w:val="22"/>
+        </w:rPr>
+        <w:t xml:space="preserve">Wrote and maintained the runbooks the team used during on-call, cutting MTTR and standardizing handoffs.</w:t>
+      </w:r>
+    </w:p>
+    <w:p>
+      <w:pPr>
+        <w:pStyle w:val="ListParagraph"/>
+        <w:numPr>
+          <w:ilvl w:val="0"/>
+          <w:numId w:val="2"/>
+        </w:numPr>
+        <w:spacing w:after="60"/>
+      </w:pPr>
+      <w:r>
+        <w:rPr>
+          <w:rFonts w:ascii="Calibri" w:cs="Calibri" w:eastAsia="Calibri" w:hAnsi="Calibri"/>
+          <w:sz w:val="22"/>
+          <w:szCs w:val="22"/>
+        </w:rPr>
+        <w:t xml:space="preserve">Read Java logs and stack traces to scope production issues before escalating to development.</w:t>
       </w:r>
     </w:p>
     <w:p>
@@ -1293,7 +1312,7 @@
           <w:sz w:val="22"/>
           <w:szCs w:val="22"/>
         </w:rPr>
-        <w:t xml:space="preserve">Systems Analyst Intern — Nationwide Children's Hospital</w:t>
+        <w:t xml:space="preserve">ATM Monitoring Specialist / Application Support Analyst — JPMorgan Chase</w:t>
       </w:r>
       <w:r>
         <w:rPr>
@@ -1304,7 +1323,7 @@
           <w:sz w:val="22"/>
           <w:szCs w:val="22"/>
         </w:rPr>
-        <w:t xml:space="preserve">	2015 – 2016</w:t>
+        <w:t xml:space="preserve">	2016 – 2019</w:t>
       </w:r>
     </w:p>
     <w:p>
@@ -1320,6 +1339,123 @@
           <w:sz w:val="21"/>
           <w:szCs w:val="21"/>
         </w:rPr>
+        <w:t xml:space="preserve">Real-Time Transaction Monitoring</w:t>
+      </w:r>
+    </w:p>
+    <w:p>
+      <w:pPr>
+        <w:pStyle w:val="ListParagraph"/>
+        <w:numPr>
+          <w:ilvl w:val="0"/>
+          <w:numId w:val="2"/>
+        </w:numPr>
+        <w:spacing w:after="60"/>
+      </w:pPr>
+      <w:r>
+        <w:rPr>
+          <w:rFonts w:ascii="Calibri" w:cs="Calibri" w:eastAsia="Calibri" w:hAnsi="Calibri"/>
+          <w:sz w:val="22"/>
+          <w:szCs w:val="22"/>
+        </w:rPr>
+        <w:t xml:space="preserve">Built Splunk SPL queries and saved searches that detected offline devices and transaction gaps in real time.</w:t>
+      </w:r>
+    </w:p>
+    <w:p>
+      <w:pPr>
+        <w:pStyle w:val="ListParagraph"/>
+        <w:numPr>
+          <w:ilvl w:val="0"/>
+          <w:numId w:val="2"/>
+        </w:numPr>
+        <w:spacing w:after="60"/>
+      </w:pPr>
+      <w:r>
+        <w:rPr>
+          <w:rFonts w:ascii="Calibri" w:cs="Calibri" w:eastAsia="Calibri" w:hAnsi="Calibri"/>
+          <w:sz w:val="22"/>
+          <w:szCs w:val="22"/>
+        </w:rPr>
+        <w:t xml:space="preserve">Validated transaction data, investigated exceptions, and documented escalations to shorten downstream resolution time.</w:t>
+      </w:r>
+    </w:p>
+    <w:p>
+      <w:pPr>
+        <w:pStyle w:val="ListParagraph"/>
+        <w:numPr>
+          <w:ilvl w:val="0"/>
+          <w:numId w:val="2"/>
+        </w:numPr>
+        <w:spacing w:after="60"/>
+      </w:pPr>
+      <w:r>
+        <w:rPr>
+          <w:rFonts w:ascii="Calibri" w:cs="Calibri" w:eastAsia="Calibri" w:hAnsi="Calibri"/>
+          <w:sz w:val="22"/>
+          <w:szCs w:val="22"/>
+        </w:rPr>
+        <w:t xml:space="preserve">Performed first-line triage on application issues, managing tickets and escalations within defined SLAs.</w:t>
+      </w:r>
+    </w:p>
+    <w:p>
+      <w:pPr>
+        <w:pStyle w:val="ListParagraph"/>
+        <w:numPr>
+          <w:ilvl w:val="0"/>
+          <w:numId w:val="2"/>
+        </w:numPr>
+        <w:spacing w:after="60"/>
+      </w:pPr>
+      <w:r>
+        <w:rPr>
+          <w:rFonts w:ascii="Calibri" w:cs="Calibri" w:eastAsia="Calibri" w:hAnsi="Calibri"/>
+          <w:sz w:val="22"/>
+          <w:szCs w:val="22"/>
+        </w:rPr>
+        <w:t xml:space="preserve">Wrote support logs and resolution steps that fed the team's knowledge base.</w:t>
+      </w:r>
+    </w:p>
+    <w:p>
+      <w:pPr>
+        <w:tabs>
+          <w:tab w:val="right" w:pos="9026"/>
+        </w:tabs>
+        <w:spacing w:after="40" w:before="160"/>
+      </w:pPr>
+      <w:r>
+        <w:rPr>
+          <w:rFonts w:ascii="Calibri" w:cs="Calibri" w:eastAsia="Calibri" w:hAnsi="Calibri"/>
+          <w:b/>
+          <w:bCs/>
+          <w:sz w:val="22"/>
+          <w:szCs w:val="22"/>
+        </w:rPr>
+        <w:t xml:space="preserve">Systems Analyst Intern — Nationwide Children's Hospital</w:t>
+      </w:r>
+      <w:r>
+        <w:rPr>
+          <w:rFonts w:ascii="Calibri" w:cs="Calibri" w:eastAsia="Calibri" w:hAnsi="Calibri"/>
+          <w:i/>
+          <w:iCs/>
+          <w:color w:val="555555"/>
+          <w:sz w:val="22"/>
+          <w:szCs w:val="22"/>
+        </w:rPr>
+        <w:t xml:space="preserve">	2015 – 2016</w:t>
+      </w:r>
+    </w:p>
+    <w:p>
+      <w:pPr>
+        <w:spacing w:after="80"/>
+      </w:pPr>
+      <w:r>
+        <w:rPr>
+          <w:rFonts w:ascii="Calibri" w:cs="Calibri" w:eastAsia="Calibri" w:hAnsi="Calibri"/>
+          <w:i/>
+          <w:iCs/>
+          <w:color w:val="555555"/>
+          <w:sz w:val="21"/>
+          <w:szCs w:val="21"/>
+        </w:rPr>
         <w:t xml:space="preserve">Systems &amp; Process Support</w:t>
       </w:r>
     </w:p>
@@ -1644,7 +1780,25 @@
           <w:sz w:val="22"/>
           <w:szCs w:val="22"/>
         </w:rPr>
-        <w:t xml:space="preserve">Prince Tech LLC — Founded an Ohio LLC building websites, internal tools, AI workflows, and data integrations for small businesses; designed and shipped princetechllc.com (Next.js, bilingual EN/FR) positioning four service lanes with a 24-hour response SLA and project-or-retainer engagements.</w:t>
+        <w:t>Prince Tech LLC — Ohio consulting practice building websites, internal tools, AI workflows, and data integrations for small businesses; designed and shipped princetechllc.com (Next.js, bilingual EN/FR) positioning four service lanes with a 24-hour response SLA and project-or-retainer engagements.</w:t>
+      </w:r>
+    </w:p>
+    <w:p>
+      <w:pPr>
+        <w:pStyle w:val="ListParagraph"/>
+        <w:numPr>
+          <w:ilvl w:val="0"/>
+          <w:numId w:val="2"/>
+        </w:numPr>
+        <w:spacing w:after="60"/>
+      </w:pPr>
+      <w:r>
+        <w:rPr>
+          <w:rFonts w:ascii="Calibri" w:cs="Calibri" w:eastAsia="Calibri" w:hAnsi="Calibri"/>
+          <w:sz w:val="22"/>
+          <w:szCs w:val="22"/>
+        </w:rPr>
+        <w:t>Agricultural Field-Trial Platform (I.A.S.CO International) — Next.js/Supabase platform for an agrochemical consultancy whose pesticide trials require government approval. Computes ANOVA on randomized blocks, Abbott efficacy, and four mean-comparison tests selectable per run, and generates the committee's mandated reporting form as a versioned Word document. Field technicians enter readings offline and the data syncs on reconnect. In development, validated against the figures in a real 2015 trial report.</w:t>
       </w:r>
     </w:p>
     <w:p>
